--- a/Claude outputs/law_comparison_report_2026-09-14.docx
+++ b/Claude outputs/law_comparison_report_2026-09-14.docx
@@ -199,6 +199,86 @@
     </w:p>
     <w:p>
       <w:pPr>
+        <w:pStyle w:val="BodyText"/>
+      </w:pPr>
+      <w:r>
+        <w:rPr>
+          <w:b/>
+        </w:rPr>
+        <w:t xml:space="preserve">Correction to the first draft of this report</w:t>
+      </w:r>
+      <w:r>
+        <w:t xml:space="preserve"> </w:t>
+      </w:r>
+      <w:r>
+        <w:t xml:space="preserve">An earlier version of this document claimed that roughly 1.6 dB of the</w:t>
+      </w:r>
+      <w:r>
+        <w:t xml:space="preserve"> </w:t>
+      </w:r>
+      <w:r>
+        <w:t xml:space="preserve">reachability floor was an artefact of the</w:t>
+      </w:r>
+      <w:r>
+        <w:t xml:space="preserve"> </w:t>
+      </w:r>
+      <w:r>
+        <w:t xml:space="preserve">rcond = 1e-3</w:t>
+      </w:r>
+      <w:r>
+        <w:t xml:space="preserve"> </w:t>
+      </w:r>
+      <w:r>
+        <w:t xml:space="preserve">truncation, and listed relaxing rcond as</w:t>
+      </w:r>
+      <w:r>
+        <w:t xml:space="preserve"> </w:t>
+      </w:r>
+      <w:r>
+        <w:t xml:space="preserve">the cheapest available improvement.</w:t>
+      </w:r>
+      <w:r>
+        <w:t xml:space="preserve"> </w:t>
+      </w:r>
+      <w:r>
+        <w:rPr>
+          <w:b/>
+        </w:rPr>
+        <w:t xml:space="preserve">That was wrong.</w:t>
+      </w:r>
+      <w:r>
+        <w:t xml:space="preserve"> </w:t>
+      </w:r>
+      <w:r>
+        <w:t xml:space="preserve">The</w:t>
+      </w:r>
+      <w:r>
+        <w:t xml:space="preserve"> </w:t>
+      </w:r>
+      <w:r>
+        <w:t xml:space="preserve">unrestricted floor it rested on (1.96–2.37 dB) was the optimizer</w:t>
+      </w:r>
+      <w:r>
+        <w:t xml:space="preserve"> </w:t>
+      </w:r>
+      <w:r>
+        <w:t xml:space="preserve">exploiting a sixth singular direction that exists only as identification noise.</w:t>
+      </w:r>
+      <w:r>
+        <w:t xml:space="preserve"> </w:t>
+      </w:r>
+      <w:r>
+        <w:t xml:space="preserve">Section 1 has the evidence. There is no headroom there, and the</w:t>
+      </w:r>
+      <w:r>
+        <w:t xml:space="preserve"> </w:t>
+      </w:r>
+      <w:r>
+        <w:t xml:space="preserve">recommendation has been withdrawn.</w:t>
+      </w:r>
+    </w:p>
+    <w:p>
+      <w:pPr>
         <w:pStyle w:val="Heading2"/>
       </w:pPr>
       <w:bookmarkStart w:id="21" w:name="the-system-under-test"/>
@@ -266,12 +346,12 @@
           <wp:inline>
             <wp:extent cx="5334000" cy="1834798"/>
             <wp:effectExtent b="0" l="0" r="0" t="0"/>
-            <wp:docPr descr="Left: modal damping for the 33 modes inside the control band — lightly damped, median 0.83 %, minimum 0.70 %. Centre: the reachability floor per run, at the rcond the laws actually use and with full-rank drive; the gap between the pair is the price of the rcond = 1e-3 truncation. Right: median cond(H) per run — the same deterministic plant, identified with identical settings, scattering by a factor of ten." title="" id="1" name="Picture"/>
+            <wp:docPr descr="Left: modal damping for the 33 modes inside the control band — lightly damped, median 0.83 %, minimum 0.70 %. Centre: the reachability floor per run, at the rcond the laws actually use and unrestricted over the plant’s real rank-5 subspace; the two agree to 0.21 dB, which is why rcond = 1e-3 costs nothing. Right: median cond(H) per run — the same deterministic plant, identified with identical settings, scattering by a factor of ten." title="" id="1" name="Picture"/>
             <a:graphic>
               <a:graphicData uri="http://schemas.openxmlformats.org/drawingml/2006/picture">
                 <pic:pic>
                   <pic:nvPicPr>
-                    <pic:cNvPr descr="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" id="0" name="Picture"/>
+                    <pic:cNvPr descr="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" id="0" name="Picture"/>
                     <pic:cNvPicPr>
                       <a:picLocks noChangeArrowheads="1" noChangeAspect="1"/>
                     </pic:cNvPicPr>
@@ -309,7 +389,7 @@
         <w:pStyle w:val="ImageCaption"/>
       </w:pPr>
       <w:r>
-        <w:t xml:space="preserve">Left: modal damping for the 33 modes inside the control band — lightly damped, median 0.83 %, minimum 0.70 %. Centre: the reachability floor per run, at the rcond the laws actually use and with full-rank drive; the gap between the pair is the price of the rcond = 1e-3 truncation. Right: median cond(H) per run — the same deterministic plant, identified with identical settings, scattering by a factor of ten.</w:t>
+        <w:t xml:space="preserve">Left: modal damping for the 33 modes inside the control band — lightly damped, median 0.83 %, minimum 0.70 %. Centre: the reachability floor per run, at the rcond the laws actually use and unrestricted over the plant’s real rank-5 subspace; the two agree to 0.21 dB, which is why rcond = 1e-3 costs nothing. Right: median cond(H) per run — the same deterministic plant, identified with identical settings, scattering by a factor of ten.</w:t>
       </w:r>
     </w:p>
     <w:p>
@@ -400,25 +480,89 @@
     </w:p>
     <w:p>
       <w:pPr>
-        <w:pStyle w:val="BodyText"/>
-      </w:pPr>
+        <w:pStyle w:val="Heading3"/>
+      </w:pPr>
+      <w:bookmarkStart w:id="23" w:name="the-plant-is-rank-5-not-6"/>
+      <w:r>
+        <w:t xml:space="preserve">The plant is rank 5, not 6</w:t>
+      </w:r>
+      <w:bookmarkEnd w:id="23"/>
+    </w:p>
+    <w:p>
+      <w:pPr>
+        <w:pStyle w:val="FirstParagraph"/>
+      </w:pPr>
+      <w:r>
+        <w:t xml:space="preserve">Computing H analytically from the model's mass, stiffness and damping</w:t>
+      </w:r>
+      <w:r>
+        <w:t xml:space="preserve"> </w:t>
+      </w:r>
+      <w:r>
+        <w:t xml:space="preserve">matrices — validated against the measured FRF, whose magnitude it matches to a</w:t>
+      </w:r>
+      <w:r>
+        <w:t xml:space="preserve"> </w:t>
+      </w:r>
+      <w:r>
+        <w:t xml:space="preserve">median of 0.21 dB and whose first five singular values it reproduces to a</w:t>
+      </w:r>
+      <w:r>
+        <w:t xml:space="preserve"> </w:t>
+      </w:r>
+      <w:r>
+        <w:t xml:space="preserve">few percent — the</w:t>
+      </w:r>
+      <w:r>
+        <w:t xml:space="preserve"> </w:t>
+      </w:r>
       <w:r>
         <w:rPr>
           <w:b/>
         </w:rPr>
-        <w:t xml:space="preserve">New: most of the floor is not fundamental</w:t>
-      </w:r>
-      <w:r>
-        <w:t xml:space="preserve"> </w:t>
-      </w:r>
-      <w:r>
-        <w:t xml:space="preserve">Recomputing the same floor without the rcond restriction — that is, allowing</w:t>
-      </w:r>
-      <w:r>
-        <w:t xml:space="preserve"> </w:t>
-      </w:r>
-      <w:r>
-        <w:t xml:space="preserve">full-rank drive — gives</w:t>
+        <w:t xml:space="preserve">sixth singular value is ~1×10</w:t>
+      </w:r>
+      <w:r>
+        <w:rPr>
+          <w:vertAlign w:val="superscript"/>
+          <w:b/>
+        </w:rPr>
+        <w:t xml:space="preserve">-17</w:t>
+      </w:r>
+      <w:r>
+        <w:t xml:space="preserve">.</w:t>
+      </w:r>
+      <w:r>
+        <w:t xml:space="preserve"> </w:t>
+      </w:r>
+      <w:r>
+        <w:t xml:space="preserve">The six shakers span only a five-dimensional response subspace at these eight</w:t>
+      </w:r>
+      <w:r>
+        <w:t xml:space="preserve"> </w:t>
+      </w:r>
+      <w:r>
+        <w:t xml:space="preserve">control locations. The sixth drive direction buys nothing.</w:t>
+      </w:r>
+    </w:p>
+    <w:p>
+      <w:pPr>
+        <w:pStyle w:val="BodyText"/>
+      </w:pPr>
+      <w:r>
+        <w:t xml:space="preserve">In the measured FRF that direction comes back at</w:t>
+      </w:r>
+      <w:r>
+        <w:t xml:space="preserve"> </w:t>
+      </w:r>
+      <w:r>
+        <w:t xml:space="preserve">3.9e-05–4.1e-04 of the first singular value, and the numeric rank</w:t>
+      </w:r>
+      <w:r>
+        <w:t xml:space="preserve"> </w:t>
+      </w:r>
+      <w:r>
+        <w:t xml:space="preserve">over the control band is 5 in</w:t>
       </w:r>
       <w:r>
         <w:t xml:space="preserve"> </w:t>
@@ -427,51 +571,83 @@
         <w:rPr>
           <w:b/>
         </w:rPr>
-        <w:t xml:space="preserve">1.96–2.37 dB</w:t>
-      </w:r>
-      <w:r>
-        <w:t xml:space="preserve">.</w:t>
-      </w:r>
-      <w:r>
-        <w:t xml:space="preserve"> </w:t>
-      </w:r>
-      <w:r>
-        <w:t xml:space="preserve">So roughly 1.6 dB of what has been called "unreachable" is not a property</w:t>
-      </w:r>
-      <w:r>
-        <w:t xml:space="preserve"> </w:t>
-      </w:r>
-      <w:r>
-        <w:t xml:space="preserve">of the plant at all; it is the</w:t>
-      </w:r>
-      <w:r>
-        <w:t xml:space="preserve"> </w:t>
-      </w:r>
-      <w:r>
-        <w:t xml:space="preserve">rcond = 1e-3</w:t>
-      </w:r>
-      <w:r>
-        <w:t xml:space="preserve"> </w:t>
-      </w:r>
-      <w:r>
-        <w:t xml:space="preserve">truncation every one of these laws inverts with. Nobody has tried moving it.</w:t>
-      </w:r>
-      <w:r>
-        <w:t xml:space="preserve"> </w:t>
-      </w:r>
-      <w:r>
-        <w:t xml:space="preserve">That is probably the cheapest available improvement in this whole campaign.</w:t>
+        <w:t xml:space="preserve">all twelve runs</w:t>
+      </w:r>
+      <w:r>
+        <w:t xml:space="preserve">. That residue is</w:t>
+      </w:r>
+      <w:r>
+        <w:t xml:space="preserve"> </w:t>
+      </w:r>
+      <w:r>
+        <w:t xml:space="preserve">identification noise in a direction the hardware cannot reach.</w:t>
+      </w:r>
+    </w:p>
+    <w:p>
+      <w:pPr>
+        <w:pStyle w:val="BodyText"/>
+      </w:pPr>
+      <w:r>
+        <w:rPr>
+          <w:b/>
+        </w:rPr>
+        <w:t xml:space="preserve">Consequence: rcond = 1e-3 is correct, and costs nothing</w:t>
+      </w:r>
+      <w:r>
+        <w:t xml:space="preserve"> </w:t>
+      </w:r>
+      <w:r>
+        <w:t xml:space="preserve">Recomputing each floor with no rcond restriction but over the plant's real</w:t>
+      </w:r>
+      <w:r>
+        <w:t xml:space="preserve"> </w:t>
+      </w:r>
+      <w:r>
+        <w:t xml:space="preserve">rank-5 subspace gives 3.56–3.90 dB, within</w:t>
+      </w:r>
+      <w:r>
+        <w:t xml:space="preserve"> </w:t>
+      </w:r>
+      <w:r>
+        <w:rPr>
+          <w:b/>
+        </w:rPr>
+        <w:t xml:space="preserve">0.21 dB</w:t>
+      </w:r>
+      <w:r>
+        <w:t xml:space="preserve"> </w:t>
+      </w:r>
+      <w:r>
+        <w:t xml:space="preserve">of the operational floor at every run. The same</w:t>
+      </w:r>
+      <w:r>
+        <w:t xml:space="preserve"> </w:t>
+      </w:r>
+      <w:r>
+        <w:t xml:space="preserve">computation on the raw measured FRF returns ~2.3 dB — but that number is</w:t>
+      </w:r>
+      <w:r>
+        <w:t xml:space="preserve"> </w:t>
+      </w:r>
+      <w:r>
+        <w:t xml:space="preserve">the optimizer spending drive on the noise direction, and it is not achievable.</w:t>
+      </w:r>
+      <w:r>
+        <w:t xml:space="preserve"> </w:t>
+      </w:r>
+      <w:r>
+        <w:t xml:space="preserve">Lowering rcond would invert noise, not recover headroom.</w:t>
       </w:r>
     </w:p>
     <w:p>
       <w:pPr>
         <w:pStyle w:val="Heading2"/>
       </w:pPr>
-      <w:bookmarkStart w:id="23" w:name="what-was-run"/>
+      <w:bookmarkStart w:id="24" w:name="what-was-run"/>
       <w:r>
         <w:t xml:space="preserve">2. What was run</w:t>
       </w:r>
-      <w:bookmarkEnd w:id="23"/>
+      <w:bookmarkEnd w:id="24"/>
     </w:p>
     <w:p>
       <w:pPr>
@@ -571,11 +747,11 @@
       <w:pPr>
         <w:pStyle w:val="Heading2"/>
       </w:pPr>
-      <w:bookmarkStart w:id="24" w:name="results"/>
+      <w:bookmarkStart w:id="25" w:name="results"/>
       <w:r>
         <w:t xml:space="preserve">3. Results</w:t>
       </w:r>
-      <w:bookmarkEnd w:id="24"/>
+      <w:bookmarkEnd w:id="25"/>
     </w:p>
     <w:tbl>
       <w:tblPr>
@@ -2498,11 +2674,11 @@
       <w:pPr>
         <w:pStyle w:val="Heading2"/>
       </w:pPr>
-      <w:bookmarkStart w:id="25" w:name="the-coherence-cap-inverts-by-family"/>
+      <w:bookmarkStart w:id="26" w:name="the-coherence-cap-inverts-by-family"/>
       <w:r>
         <w:t xml:space="preserve">4. The coherence cap inverts by family</w:t>
       </w:r>
-      <w:bookmarkEnd w:id="25"/>
+      <w:bookmarkEnd w:id="26"/>
     </w:p>
     <w:p>
       <w:pPr>
@@ -2524,7 +2700,7 @@
                     </pic:cNvPicPr>
                   </pic:nvPicPr>
                   <pic:blipFill>
-                    <a:blip r:embed="rId26"/>
+                    <a:blip r:embed="rId27"/>
                     <a:stretch>
                       <a:fillRect/>
                     </a:stretch>
@@ -3521,11 +3697,11 @@
       <w:pPr>
         <w:pStyle w:val="Heading2"/>
       </w:pPr>
-      <w:bookmarkStart w:id="27" w:name="feedback-buys-less-than-expected"/>
+      <w:bookmarkStart w:id="28" w:name="feedback-buys-less-than-expected"/>
       <w:r>
         <w:t xml:space="preserve">5. Feedback buys less than expected</w:t>
       </w:r>
-      <w:bookmarkEnd w:id="27"/>
+      <w:bookmarkEnd w:id="28"/>
     </w:p>
     <w:p>
       <w:pPr>
@@ -3547,7 +3723,7 @@
                     </pic:cNvPicPr>
                   </pic:nvPicPr>
                   <pic:blipFill>
-                    <a:blip r:embed="rId28"/>
+                    <a:blip r:embed="rId29"/>
                     <a:stretch>
                       <a:fillRect/>
                     </a:stretch>
@@ -3784,11 +3960,11 @@
       <w:pPr>
         <w:pStyle w:val="Heading2"/>
       </w:pPr>
-      <w:bookmarkStart w:id="29" w:name="X9fb3a613e2645154712332b0cd7e8bcb5ebaaac"/>
+      <w:bookmarkStart w:id="30" w:name="X9fb3a613e2645154712332b0cd7e8bcb5ebaaac"/>
       <w:r>
         <w:t xml:space="preserve">6. Separating the law's error from the plant's limit</w:t>
       </w:r>
-      <w:bookmarkEnd w:id="29"/>
+      <w:bookmarkEnd w:id="30"/>
     </w:p>
     <w:p>
       <w:pPr>
@@ -3810,7 +3986,7 @@
                     </pic:cNvPicPr>
                   </pic:nvPicPr>
                   <pic:blipFill>
-                    <a:blip r:embed="rId30"/>
+                    <a:blip r:embed="rId31"/>
                     <a:stretch>
                       <a:fillRect/>
                     </a:stretch>
@@ -3923,11 +4099,11 @@
       <w:pPr>
         <w:pStyle w:val="Heading2"/>
       </w:pPr>
-      <w:bookmarkStart w:id="31" w:name="the-same-two-channels-dominate-every-law"/>
+      <w:bookmarkStart w:id="32" w:name="the-same-two-channels-dominate-every-law"/>
       <w:r>
         <w:t xml:space="preserve">7. The same two channels dominate every law</w:t>
       </w:r>
-      <w:bookmarkEnd w:id="31"/>
+      <w:bookmarkEnd w:id="32"/>
     </w:p>
     <w:p>
       <w:pPr>
@@ -3949,7 +4125,7 @@
                     </pic:cNvPicPr>
                   </pic:nvPicPr>
                   <pic:blipFill>
-                    <a:blip r:embed="rId32"/>
+                    <a:blip r:embed="rId33"/>
                     <a:stretch>
                       <a:fillRect/>
                     </a:stretch>
@@ -4020,11 +4196,11 @@
       <w:pPr>
         <w:pStyle w:val="Heading2"/>
       </w:pPr>
-      <w:bookmarkStart w:id="33" w:name="drive-power"/>
+      <w:bookmarkStart w:id="34" w:name="drive-power"/>
       <w:r>
         <w:t xml:space="preserve">8. Drive power</w:t>
       </w:r>
-      <w:bookmarkEnd w:id="33"/>
+      <w:bookmarkEnd w:id="34"/>
     </w:p>
     <w:p>
       <w:pPr>
@@ -4046,7 +4222,7 @@
                     </pic:cNvPicPr>
                   </pic:nvPicPr>
                   <pic:blipFill>
-                    <a:blip r:embed="rId34"/>
+                    <a:blip r:embed="rId35"/>
                     <a:stretch>
                       <a:fillRect/>
                     </a:stretch>
@@ -4147,11 +4323,11 @@
       <w:pPr>
         <w:pStyle w:val="Heading2"/>
       </w:pPr>
-      <w:bookmarkStart w:id="35" w:name="caveats"/>
+      <w:bookmarkStart w:id="36" w:name="caveats"/>
       <w:r>
         <w:t xml:space="preserve">9. Caveats</w:t>
       </w:r>
-      <w:bookmarkEnd w:id="35"/>
+      <w:bookmarkEnd w:id="36"/>
     </w:p>
     <w:p>
       <w:pPr>
@@ -4459,37 +4635,55 @@
         <w:rPr>
           <w:b/>
         </w:rPr>
-        <w:t xml:space="preserve">Identification scatter is large.</w:t>
-      </w:r>
-      <w:r>
-        <w:t xml:space="preserve"> </w:t>
-      </w:r>
-      <w:r>
-        <w:t xml:space="preserve">Median cond(H) came out</w:t>
-      </w:r>
-      <w:r>
-        <w:t xml:space="preserve"> </w:t>
-      </w:r>
-      <w:r>
-        <w:t xml:space="preserve">2,447–25,928 across twelve identifications of the same</w:t>
-      </w:r>
-      <w:r>
-        <w:t xml:space="preserve"> </w:t>
-      </w:r>
-      <w:r>
-        <w:t xml:space="preserve">deterministic plant with identical settings — a factor of ten. Differences</w:t>
-      </w:r>
-      <w:r>
-        <w:t xml:space="preserve"> </w:t>
-      </w:r>
-      <w:r>
-        <w:t xml:space="preserve">between laws smaller than a few tenths of a dB should not be read as real. This</w:t>
-      </w:r>
-      <w:r>
-        <w:t xml:space="preserve"> </w:t>
-      </w:r>
-      <w:r>
-        <w:t xml:space="preserve">is why the achievable floor is recomputed per run rather than assumed common.</w:t>
+        <w:t xml:space="preserve">Every floor in this report is a rank-5 floor.</w:t>
+      </w:r>
+      <w:r>
+        <w:t xml:space="preserve"> </w:t>
+      </w:r>
+      <w:r>
+        <w:t xml:space="preserve">The</w:t>
+      </w:r>
+      <w:r>
+        <w:t xml:space="preserve"> </w:t>
+      </w:r>
+      <w:r>
+        <w:t xml:space="preserve">computation restricts the drive either by</w:t>
+      </w:r>
+      <w:r>
+        <w:t xml:space="preserve"> </w:t>
+      </w:r>
+      <w:r>
+        <w:t xml:space="preserve">rcond</w:t>
+      </w:r>
+      <w:r>
+        <w:t xml:space="preserve"> </w:t>
+      </w:r>
+      <w:r>
+        <w:t xml:space="preserve">or by</w:t>
+      </w:r>
+      <w:r>
+        <w:t xml:space="preserve"> </w:t>
+      </w:r>
+      <w:r>
+        <w:t xml:space="preserve">explicit truncation; both land in the same place because the plant really is</w:t>
+      </w:r>
+      <w:r>
+        <w:t xml:space="preserve"> </w:t>
+      </w:r>
+      <w:r>
+        <w:t xml:space="preserve">rank 5. Any floor computed on a raw measured FRF without one of those</w:t>
+      </w:r>
+      <w:r>
+        <w:t xml:space="preserve"> </w:t>
+      </w:r>
+      <w:r>
+        <w:t xml:space="preserve">restrictions will come back optimistically low by about 1.6 dB, for the</w:t>
+      </w:r>
+      <w:r>
+        <w:t xml:space="preserve"> </w:t>
+      </w:r>
+      <w:r>
+        <w:t xml:space="preserve">reason given in section 1. This bit the first draft of this report.</w:t>
       </w:r>
     </w:p>
     <w:p>
@@ -4504,37 +4698,37 @@
         <w:rPr>
           <w:b/>
         </w:rPr>
-        <w:t xml:space="preserve">Run 01 may have been saved short of convergence.</w:t>
-      </w:r>
-      <w:r>
-        <w:t xml:space="preserve"> </w:t>
-      </w:r>
-      <w:r>
-        <w:t xml:space="preserve">Its</w:t>
-      </w:r>
-      <w:r>
-        <w:t xml:space="preserve"> </w:t>
-      </w:r>
-      <w:r>
-        <w:t xml:space="preserve">optimal single rescale is +3.37 dB, which would improve it from 8.22 to</w:t>
-      </w:r>
-      <w:r>
-        <w:t xml:space="preserve"> </w:t>
-      </w:r>
-      <w:r>
-        <w:t xml:space="preserve">7.50 dB rms — the only run in the matrix with a large one-sided level</w:t>
-      </w:r>
-      <w:r>
-        <w:t xml:space="preserve"> </w:t>
-      </w:r>
-      <w:r>
-        <w:t xml:space="preserve">offset under a law that integrates. It does not change any ordering, but the</w:t>
-      </w:r>
-      <w:r>
-        <w:t xml:space="preserve"> </w:t>
-      </w:r>
-      <w:r>
-        <w:t xml:space="preserve">match_trace cap-on row is the weakest number here.</w:t>
+        <w:t xml:space="preserve">Identification scatter is large.</w:t>
+      </w:r>
+      <w:r>
+        <w:t xml:space="preserve"> </w:t>
+      </w:r>
+      <w:r>
+        <w:t xml:space="preserve">Median cond(H) came out</w:t>
+      </w:r>
+      <w:r>
+        <w:t xml:space="preserve"> </w:t>
+      </w:r>
+      <w:r>
+        <w:t xml:space="preserve">2,447–25,928 across twelve identifications of the same</w:t>
+      </w:r>
+      <w:r>
+        <w:t xml:space="preserve"> </w:t>
+      </w:r>
+      <w:r>
+        <w:t xml:space="preserve">deterministic plant with identical settings — a factor of ten. Differences</w:t>
+      </w:r>
+      <w:r>
+        <w:t xml:space="preserve"> </w:t>
+      </w:r>
+      <w:r>
+        <w:t xml:space="preserve">between laws smaller than a few tenths of a dB should not be read as real. This</w:t>
+      </w:r>
+      <w:r>
+        <w:t xml:space="preserve"> </w:t>
+      </w:r>
+      <w:r>
+        <w:t xml:space="preserve">is why the achievable floor is recomputed per run rather than assumed common.</w:t>
       </w:r>
     </w:p>
     <w:p>
@@ -4549,37 +4743,37 @@
         <w:rPr>
           <w:b/>
         </w:rPr>
-        <w:t xml:space="preserve">Neither optimal-diagonal law has a startup level cap.</w:t>
-      </w:r>
-      <w:r>
-        <w:t xml:space="preserve"> </w:t>
-      </w:r>
-      <w:r>
-        <w:t xml:space="preserve">match_trace, buzz and congruence all take</w:t>
-      </w:r>
-      <w:r>
-        <w:t xml:space="preserve"> </w:t>
-      </w:r>
-      <w:r>
-        <w:t xml:space="preserve">startup_test_level_cap_db</w:t>
-      </w:r>
-      <w:r>
-        <w:t xml:space="preserve"> </w:t>
-      </w:r>
-      <w:r>
-        <w:t xml:space="preserve">(−9 dB default); the</w:t>
-      </w:r>
-      <w:r>
-        <w:t xml:space="preserve"> </w:t>
-      </w:r>
-      <w:r>
-        <w:t xml:space="preserve">optimal-diagonal laws solve against the full specification and command it</w:t>
-      </w:r>
-      <w:r>
-        <w:t xml:space="preserve"> </w:t>
-      </w:r>
-      <w:r>
-        <w:t xml:space="preserve">immediately. Worked around by ramping the test level. Still unfixed.</w:t>
+        <w:t xml:space="preserve">Run 01 may have been saved short of convergence.</w:t>
+      </w:r>
+      <w:r>
+        <w:t xml:space="preserve"> </w:t>
+      </w:r>
+      <w:r>
+        <w:t xml:space="preserve">Its</w:t>
+      </w:r>
+      <w:r>
+        <w:t xml:space="preserve"> </w:t>
+      </w:r>
+      <w:r>
+        <w:t xml:space="preserve">optimal single rescale is +3.37 dB, which would improve it from 8.22 to</w:t>
+      </w:r>
+      <w:r>
+        <w:t xml:space="preserve"> </w:t>
+      </w:r>
+      <w:r>
+        <w:t xml:space="preserve">7.50 dB rms — the only run in the matrix with a large one-sided level</w:t>
+      </w:r>
+      <w:r>
+        <w:t xml:space="preserve"> </w:t>
+      </w:r>
+      <w:r>
+        <w:t xml:space="preserve">offset under a law that integrates. It does not change any ordering, but the</w:t>
+      </w:r>
+      <w:r>
+        <w:t xml:space="preserve"> </w:t>
+      </w:r>
+      <w:r>
+        <w:t xml:space="preserve">match_trace cap-on row is the weakest number here.</w:t>
       </w:r>
     </w:p>
     <w:p>
@@ -4594,31 +4788,37 @@
         <w:rPr>
           <w:b/>
         </w:rPr>
-        <w:t xml:space="preserve">bm_rank was set to 6, not its default of 4.</w:t>
-      </w:r>
-      <w:r>
-        <w:t xml:space="preserve"> </w:t>
-      </w:r>
-      <w:r>
-        <w:t xml:space="preserve">With eight</w:t>
-      </w:r>
-      <w:r>
-        <w:t xml:space="preserve"> </w:t>
-      </w:r>
-      <w:r>
-        <w:t xml:space="preserve">control channels the threshold below which spurious local minima generically</w:t>
-      </w:r>
-      <w:r>
-        <w:t xml:space="preserve"> </w:t>
-      </w:r>
-      <w:r>
-        <w:t xml:space="preserve">appear is √(2·8) ≈ 4, so the default sits exactly on it. Moot given the fast</w:t>
-      </w:r>
-      <w:r>
-        <w:t xml:space="preserve"> </w:t>
-      </w:r>
-      <w:r>
-        <w:t xml:space="preserve">path never engaged.</w:t>
+        <w:t xml:space="preserve">Neither optimal-diagonal law has a startup level cap.</w:t>
+      </w:r>
+      <w:r>
+        <w:t xml:space="preserve"> </w:t>
+      </w:r>
+      <w:r>
+        <w:t xml:space="preserve">match_trace, buzz and congruence all take</w:t>
+      </w:r>
+      <w:r>
+        <w:t xml:space="preserve"> </w:t>
+      </w:r>
+      <w:r>
+        <w:t xml:space="preserve">startup_test_level_cap_db</w:t>
+      </w:r>
+      <w:r>
+        <w:t xml:space="preserve"> </w:t>
+      </w:r>
+      <w:r>
+        <w:t xml:space="preserve">(−9 dB default); the</w:t>
+      </w:r>
+      <w:r>
+        <w:t xml:space="preserve"> </w:t>
+      </w:r>
+      <w:r>
+        <w:t xml:space="preserve">optimal-diagonal laws solve against the full specification and command it</w:t>
+      </w:r>
+      <w:r>
+        <w:t xml:space="preserve"> </w:t>
+      </w:r>
+      <w:r>
+        <w:t xml:space="preserve">immediately. Worked around by ramping the test level. Still unfixed.</w:t>
       </w:r>
     </w:p>
     <w:p>
@@ -4633,31 +4833,31 @@
         <w:rPr>
           <w:b/>
         </w:rPr>
-        <w:t xml:space="preserve">The profiles carry no warning or abort levels</w:t>
-      </w:r>
-      <w:r>
-        <w:t xml:space="preserve"> </w:t>
-      </w:r>
-      <w:r>
-        <w:t xml:space="preserve">— those</w:t>
-      </w:r>
-      <w:r>
-        <w:t xml:space="preserve"> </w:t>
-      </w:r>
-      <w:r>
-        <w:t xml:space="preserve">columns are all NaN — so the ±6 dB tolerance bands are synthesized from the</w:t>
-      </w:r>
-      <w:r>
-        <w:t xml:space="preserve"> </w:t>
-      </w:r>
-      <w:r>
-        <w:t xml:space="preserve">specification. Putting real tolerances in the profile would make these numbers</w:t>
-      </w:r>
-      <w:r>
-        <w:t xml:space="preserve"> </w:t>
-      </w:r>
-      <w:r>
-        <w:t xml:space="preserve">contractual rather than nominal.</w:t>
+        <w:t xml:space="preserve">bm_rank was set to 6, not its default of 4.</w:t>
+      </w:r>
+      <w:r>
+        <w:t xml:space="preserve"> </w:t>
+      </w:r>
+      <w:r>
+        <w:t xml:space="preserve">With eight</w:t>
+      </w:r>
+      <w:r>
+        <w:t xml:space="preserve"> </w:t>
+      </w:r>
+      <w:r>
+        <w:t xml:space="preserve">control channels the threshold below which spurious local minima generically</w:t>
+      </w:r>
+      <w:r>
+        <w:t xml:space="preserve"> </w:t>
+      </w:r>
+      <w:r>
+        <w:t xml:space="preserve">appear is √(2·8) ≈ 4, so the default sits exactly on it. Moot given the fast</w:t>
+      </w:r>
+      <w:r>
+        <w:t xml:space="preserve"> </w:t>
+      </w:r>
+      <w:r>
+        <w:t xml:space="preserve">path never engaged.</w:t>
       </w:r>
     </w:p>
     <w:p>
@@ -4672,37 +4872,31 @@
         <w:rPr>
           <w:b/>
         </w:rPr>
-        <w:t xml:space="preserve">One test level, one averaging configuration, one plant, no</w:t>
-      </w:r>
-      <w:r>
-        <w:rPr>
-          <w:b/>
-        </w:rPr>
-        <w:t xml:space="preserve"> </w:t>
-      </w:r>
-      <w:r>
-        <w:rPr>
-          <w:b/>
-        </w:rPr>
-        <w:t xml:space="preserve">repeats.</w:t>
-      </w:r>
-      <w:r>
-        <w:t xml:space="preserve"> </w:t>
-      </w:r>
-      <w:r>
-        <w:t xml:space="preserve">No per-law variance estimate exists. The plant is lightly</w:t>
-      </w:r>
-      <w:r>
-        <w:t xml:space="preserve"> </w:t>
-      </w:r>
-      <w:r>
-        <w:t xml:space="preserve">damped (median ζ 0.83 %), which is the harder case; a better-damped</w:t>
-      </w:r>
-      <w:r>
-        <w:t xml:space="preserve"> </w:t>
-      </w:r>
-      <w:r>
-        <w:t xml:space="preserve">structure would likely narrow the spread between laws.</w:t>
+        <w:t xml:space="preserve">The profiles carry no warning or abort levels</w:t>
+      </w:r>
+      <w:r>
+        <w:t xml:space="preserve"> </w:t>
+      </w:r>
+      <w:r>
+        <w:t xml:space="preserve">— those</w:t>
+      </w:r>
+      <w:r>
+        <w:t xml:space="preserve"> </w:t>
+      </w:r>
+      <w:r>
+        <w:t xml:space="preserve">columns are all NaN — so the ±6 dB tolerance bands are synthesized from the</w:t>
+      </w:r>
+      <w:r>
+        <w:t xml:space="preserve"> </w:t>
+      </w:r>
+      <w:r>
+        <w:t xml:space="preserve">specification. Putting real tolerances in the profile would make these numbers</w:t>
+      </w:r>
+      <w:r>
+        <w:t xml:space="preserve"> </w:t>
+      </w:r>
+      <w:r>
+        <w:t xml:space="preserve">contractual rather than nominal.</w:t>
       </w:r>
     </w:p>
     <w:p>
@@ -4717,7 +4911,7 @@
         <w:rPr>
           <w:b/>
         </w:rPr>
-        <w:t xml:space="preserve">An offline predictor was used during the campaign and was</w:t>
+        <w:t xml:space="preserve">One test level, one averaging configuration, one plant, no</w:t>
       </w:r>
       <w:r>
         <w:rPr>
@@ -4729,37 +4923,25 @@
         <w:rPr>
           <w:b/>
         </w:rPr>
-        <w:t xml:space="preserve">systematically wrong in magnitude.</w:t>
-      </w:r>
-      <w:r>
-        <w:t xml:space="preserve"> </w:t>
-      </w:r>
-      <w:r>
-        <w:t xml:space="preserve">Reconstructing each law's solve from</w:t>
-      </w:r>
-      <w:r>
-        <w:t xml:space="preserve"> </w:t>
-      </w:r>
-      <w:r>
-        <w:t xml:space="preserve">a frozen FRF predicted 15.73 dB for run 09 (actual 10.47), 12.28 for run 11</w:t>
-      </w:r>
-      <w:r>
-        <w:t xml:space="preserve"> </w:t>
-      </w:r>
-      <w:r>
-        <w:t xml:space="preserve">(actual 7.90) and 3.87 for run 12 (actual 5.91). It called every ordering</w:t>
-      </w:r>
-      <w:r>
-        <w:t xml:space="preserve"> </w:t>
-      </w:r>
-      <w:r>
-        <w:t xml:space="preserve">correctly and no magnitude within 2 dB. The frozen-FRF assumption is the</w:t>
-      </w:r>
-      <w:r>
-        <w:t xml:space="preserve"> </w:t>
-      </w:r>
-      <w:r>
-        <w:t xml:space="preserve">reason: the live laws re-invert an updating estimate.</w:t>
+        <w:t xml:space="preserve">repeats.</w:t>
+      </w:r>
+      <w:r>
+        <w:t xml:space="preserve"> </w:t>
+      </w:r>
+      <w:r>
+        <w:t xml:space="preserve">No per-law variance estimate exists. The plant is lightly</w:t>
+      </w:r>
+      <w:r>
+        <w:t xml:space="preserve"> </w:t>
+      </w:r>
+      <w:r>
+        <w:t xml:space="preserve">damped (median ζ 0.83 %), which is the harder case; a better-damped</w:t>
+      </w:r>
+      <w:r>
+        <w:t xml:space="preserve"> </w:t>
+      </w:r>
+      <w:r>
+        <w:t xml:space="preserve">structure would likely narrow the spread between laws.</w:t>
       </w:r>
     </w:p>
     <w:p>
@@ -4774,6 +4956,63 @@
         <w:rPr>
           <w:b/>
         </w:rPr>
+        <w:t xml:space="preserve">An offline predictor was used during the campaign and was</w:t>
+      </w:r>
+      <w:r>
+        <w:rPr>
+          <w:b/>
+        </w:rPr>
+        <w:t xml:space="preserve"> </w:t>
+      </w:r>
+      <w:r>
+        <w:rPr>
+          <w:b/>
+        </w:rPr>
+        <w:t xml:space="preserve">systematically wrong in magnitude.</w:t>
+      </w:r>
+      <w:r>
+        <w:t xml:space="preserve"> </w:t>
+      </w:r>
+      <w:r>
+        <w:t xml:space="preserve">Reconstructing each law's solve from</w:t>
+      </w:r>
+      <w:r>
+        <w:t xml:space="preserve"> </w:t>
+      </w:r>
+      <w:r>
+        <w:t xml:space="preserve">a frozen FRF predicted 15.73 dB for run 09 (actual 10.47), 12.28 for run 11</w:t>
+      </w:r>
+      <w:r>
+        <w:t xml:space="preserve"> </w:t>
+      </w:r>
+      <w:r>
+        <w:t xml:space="preserve">(actual 7.90) and 3.87 for run 12 (actual 5.91). It called every ordering</w:t>
+      </w:r>
+      <w:r>
+        <w:t xml:space="preserve"> </w:t>
+      </w:r>
+      <w:r>
+        <w:t xml:space="preserve">correctly and no magnitude within 2 dB. The frozen-FRF assumption is the</w:t>
+      </w:r>
+      <w:r>
+        <w:t xml:space="preserve"> </w:t>
+      </w:r>
+      <w:r>
+        <w:t xml:space="preserve">reason: the live laws re-invert an updating estimate.</w:t>
+      </w:r>
+    </w:p>
+    <w:p>
+      <w:pPr>
+        <w:numPr>
+          <w:ilvl w:val="0"/>
+          <w:numId w:val="1001"/>
+        </w:numPr>
+        <w:pStyle w:val="Compact"/>
+      </w:pPr>
+      <w:r>
+        <w:rPr>
+          <w:b/>
+        </w:rPr>
         <w:t xml:space="preserve">Floor method.</w:t>
       </w:r>
       <w:r>
@@ -4808,11 +5047,11 @@
       <w:pPr>
         <w:pStyle w:val="Heading2"/>
       </w:pPr>
-      <w:bookmarkStart w:id="36" w:name="next"/>
+      <w:bookmarkStart w:id="37" w:name="next"/>
       <w:r>
         <w:t xml:space="preserve">10. Next</w:t>
       </w:r>
-      <w:bookmarkEnd w:id="36"/>
+      <w:bookmarkEnd w:id="37"/>
     </w:p>
     <w:p>
       <w:pPr>
@@ -4826,34 +5065,94 @@
         <w:rPr>
           <w:b/>
         </w:rPr>
-        <w:t xml:space="preserve">Move rcond.</w:t>
-      </w:r>
-      <w:r>
-        <w:t xml:space="preserve"> </w:t>
-      </w:r>
-      <w:r>
-        <w:t xml:space="preserve">The floor at full-rank drive is 1.6 dB</w:t>
-      </w:r>
-      <w:r>
-        <w:t xml:space="preserve"> </w:t>
-      </w:r>
-      <w:r>
-        <w:t xml:space="preserve">below the floor at</w:t>
-      </w:r>
-      <w:r>
-        <w:t xml:space="preserve"> </w:t>
-      </w:r>
-      <w:r>
-        <w:t xml:space="preserve">rcond = 1e-3</w:t>
-      </w:r>
-      <w:r>
-        <w:t xml:space="preserve">. That is a larger prize</w:t>
-      </w:r>
-      <w:r>
-        <w:t xml:space="preserve"> </w:t>
-      </w:r>
-      <w:r>
-        <w:t xml:space="preserve">than anything separating the six laws, and it costs one parameter sweep.</w:t>
+        <w:t xml:space="preserve">Find out why the plant is rank 5.</w:t>
+      </w:r>
+      <w:r>
+        <w:t xml:space="preserve"> </w:t>
+      </w:r>
+      <w:r>
+        <w:t xml:space="preserve">If the sixth shaker is</w:t>
+      </w:r>
+      <w:r>
+        <w:t xml:space="preserve"> </w:t>
+      </w:r>
+      <w:r>
+        <w:t xml:space="preserve">redundant by construction rather than by accident of this model, that matters</w:t>
+      </w:r>
+      <w:r>
+        <w:t xml:space="preserve"> </w:t>
+      </w:r>
+      <w:r>
+        <w:t xml:space="preserve">for the rig and not just the simulation — it would mean one drive channel is</w:t>
+      </w:r>
+      <w:r>
+        <w:t xml:space="preserve"> </w:t>
+      </w:r>
+      <w:r>
+        <w:t xml:space="preserve">doing nothing, and that the 8×6 problem has always been 8×5. The</w:t>
+      </w:r>
+      <w:r>
+        <w:t xml:space="preserve"> </w:t>
+      </w:r>
+      <w:r>
+        <w:t xml:space="preserve">analytic FRF makes this cheap to investigate.</w:t>
+      </w:r>
+    </w:p>
+    <w:p>
+      <w:pPr>
+        <w:numPr>
+          <w:ilvl w:val="0"/>
+          <w:numId w:val="1002"/>
+        </w:numPr>
+        <w:pStyle w:val="Compact"/>
+      </w:pPr>
+      <w:r>
+        <w:rPr>
+          <w:b/>
+        </w:rPr>
+        <w:t xml:space="preserve">Higher damping, same geometry.</w:t>
+      </w:r>
+      <w:r>
+        <w:t xml:space="preserve"> </w:t>
+      </w:r>
+      <w:r>
+        <w:t xml:space="preserve">sdynpy_frame6x12_system_higherz.npz</w:t>
+      </w:r>
+      <w:r>
+        <w:t xml:space="preserve"> </w:t>
+      </w:r>
+      <w:r>
+        <w:t xml:space="preserve">has identical mass</w:t>
+      </w:r>
+      <w:r>
+        <w:t xml:space="preserve"> </w:t>
+      </w:r>
+      <w:r>
+        <w:t xml:space="preserve">and stiffness — mode frequencies match the nominal plant to 0.0000 Hz — with</w:t>
+      </w:r>
+      <w:r>
+        <w:t xml:space="preserve"> </w:t>
+      </w:r>
+      <w:r>
+        <w:t xml:space="preserve">ζ raised from a 0.83 % median to 3.34 %. Its floor is 4.05 dB</w:t>
+      </w:r>
+      <w:r>
+        <w:t xml:space="preserve"> </w:t>
+      </w:r>
+      <w:r>
+        <w:t xml:space="preserve">against the nominal 4.09, so damping does not change what is reachable; it</w:t>
+      </w:r>
+      <w:r>
+        <w:t xml:space="preserve"> </w:t>
+      </w:r>
+      <w:r>
+        <w:t xml:space="preserve">halves the conditioning over the real directions (68 to 33). That isolates the</w:t>
+      </w:r>
+      <w:r>
+        <w:t xml:space="preserve"> </w:t>
+      </w:r>
+      <w:r>
+        <w:t xml:space="preserve">identification-quality hypothesis this report's caveats raise.</w:t>
       </w:r>
     </w:p>
     <w:p>
